--- a/rapports/2026-06-06/EQ24/EQ24_sup_v2/DR_033202050056/89-88-44-38.docx
+++ b/rapports/2026-06-06/EQ24/EQ24_sup_v2/DR_033202050056/89-88-44-38.docx
@@ -297,7 +297,7 @@
           <w:color w:val="1F6FEB"/>
           <w:sz w:val="22"/>
         </w:rPr>
-        <w:t>⚠ INCOHÉRENCES À CORRIGER (75)</w:t>
+        <w:t>⚠ INCOHÉRENCES À CORRIGER (67)</w:t>
       </w:r>
     </w:p>
     <w:tbl>
@@ -1385,7 +1385,7 @@
                 <w:i w:val="0"/>
                 <w:sz w:val="17"/>
               </w:rPr>
-              <w:t>Incohérence!!! seulement les écoles gouvermentales paient les cotisations (Gouvernement, communauté, ONG ou organisation humanitaire).</w:t>
+              <w:t>Incohérent!! Le niveau d'instruction déclaré par l'un des enfants (Primaire) au niveau de la section 1 de BAYE ZALE KA diffère de celui donné par BAYE ZALE KA lui-même qui affirme ne pas avoir frequenté l'école formelle.</w:t>
             </w:r>
           </w:p>
         </w:tc>
@@ -1444,7 +1444,7 @@
                 <w:color w:val="16A34A"/>
                 <w:sz w:val="16"/>
               </w:rPr>
-              <w:t>s01q32, s01q36, s01q38, s04q37_modif, s02q33, s02q34, s01q00b</w:t>
+              <w:t>—</w:t>
             </w:r>
           </w:p>
         </w:tc>
@@ -1475,7 +1475,7 @@
                 <w:i w:val="0"/>
                 <w:sz w:val="17"/>
               </w:rPr>
-              <w:t>Peu probable!!! Vu l'âge (16 ans) de AMY KA ou l'année à laquelle AMY KA a fréquenté l'école pour la dernière fois (.) le dernier diplome de AMY KA ne peut être le Certificat d'études primaires (CEP), prière de corriger cette incohérence ou confirmer avec le QG.</w:t>
+              <w:t>Incoherent!!! CHEIKH KA n'a pas fréquenté l'école au cours de l'année scolaire 2024/2025 mais a déclaré 2025 comme dernière année à laquelle il/elle a fréquenté l'école.</w:t>
             </w:r>
           </w:p>
         </w:tc>
@@ -1565,7 +1565,7 @@
                 <w:i w:val="0"/>
                 <w:sz w:val="17"/>
               </w:rPr>
-              <w:t>Peu probable!!! Vu l'âge (18 ans) de KHADIM KA ou l'année à laquelle KHADIM KA a fréquenté l'école pour la dernière fois (.) le dernier diplome de KHADIM KA ne peut être le Certificat d'études primaires (CEP), prière de corriger cette incohérence ou confirmer avec le QG.</w:t>
+              <w:t>Peu probable!!! Vu l'âge (16 ans) de AMY KA ou l'année à laquelle AMY KA a fréquenté l'école pour la dernière fois (.) le dernier diplome de AMY KA ne peut être le Certificat d'études primaires (CEP), prière de corriger cette incohérence ou confirmer avec le QG.</w:t>
             </w:r>
           </w:p>
         </w:tc>
@@ -1624,7 +1624,7 @@
                 <w:color w:val="16A34A"/>
                 <w:sz w:val="16"/>
               </w:rPr>
-              <w:t>—</w:t>
+              <w:t>s01q32, s01q36, s01q38, s04q37_modif, s02q33, s02q34, s01q00b</w:t>
             </w:r>
           </w:p>
         </w:tc>
@@ -1655,7 +1655,7 @@
                 <w:i w:val="0"/>
                 <w:sz w:val="17"/>
               </w:rPr>
-              <w:t>Incohérent!! Le niveau d'instruction déclaré par l'un des enfants (Primaire) au niveau de la section 1 de BAYE ZALE KA diffère de celui donné par BAYE ZALE KA lui-même qui affirme ne pas avoir frequenté l'école formelle.</w:t>
+              <w:t>Peu probable!!! Vu l'âge (18 ans) de KHADIM KA ou l'année à laquelle KHADIM KA a fréquenté l'école pour la dernière fois (.) le dernier diplome de KHADIM KA ne peut être le Certificat d'études primaires (CEP), prière de corriger cette incohérence ou confirmer avec le QG.</w:t>
             </w:r>
           </w:p>
         </w:tc>
@@ -1688,7 +1688,7 @@
                 <w:i w:val="0"/>
                 <w:sz w:val="16"/>
               </w:rPr>
-              <w:t>S02</w:t>
+              <w:t>S07</w:t>
               <w:br/>
             </w:r>
             <w:r>
@@ -1698,7 +1698,7 @@
                 <w:color w:val="64748B"/>
                 <w:sz w:val="14"/>
               </w:rPr>
-              <w:t>Éducation</w:t>
+              <w:t>Consommation alimentaire</w:t>
             </w:r>
           </w:p>
         </w:tc>
@@ -1714,7 +1714,7 @@
                 <w:color w:val="16A34A"/>
                 <w:sz w:val="16"/>
               </w:rPr>
-              <w:t>—</w:t>
+              <w:t>s00q27, s01q00a, s01q12, s01q13, s02q04, s03q11, s03q12, s01q01</w:t>
             </w:r>
           </w:p>
         </w:tc>
@@ -1745,7 +1745,7 @@
                 <w:i w:val="0"/>
                 <w:sz w:val="17"/>
               </w:rPr>
-              <w:t>Incoherent!!! CHEIKH KA n'a pas fréquenté l'école au cours de l'année scolaire 2024/2025 mais a déclaré 2025 comme dernière année à laquelle il/elle a fréquenté l'école.</w:t>
+              <w:t>Avertissement!!! Le ménage a consommé 63 miche de Moyen de Pain moderne  ce qui semble incoherent pour une consommation aucours des 7 derniers jours, prière de verifier et corriger.</w:t>
             </w:r>
           </w:p>
         </w:tc>
@@ -1778,7 +1778,7 @@
                 <w:i w:val="0"/>
                 <w:sz w:val="16"/>
               </w:rPr>
-              <w:t>S07</w:t>
+              <w:t>S11</w:t>
               <w:br/>
             </w:r>
             <w:r>
@@ -1788,7 +1788,7 @@
                 <w:color w:val="64748B"/>
                 <w:sz w:val="14"/>
               </w:rPr>
-              <w:t>Consommation alimentaire</w:t>
+              <w:t>Logement / cadre de vie</w:t>
             </w:r>
           </w:p>
         </w:tc>
@@ -1804,7 +1804,7 @@
                 <w:color w:val="16A34A"/>
                 <w:sz w:val="16"/>
               </w:rPr>
-              <w:t>s00q27, s01q00a, s01q12, s01q13, s02q04, s03q11, s03q12, s01q01</w:t>
+              <w:t>s01q10, s02q30, s02q34, s03q50, s04q23, s04q24, s04q37, s04q44</w:t>
             </w:r>
           </w:p>
         </w:tc>
@@ -1835,7 +1835,7 @@
                 <w:i w:val="0"/>
                 <w:sz w:val="17"/>
               </w:rPr>
-              <w:t>Avertissement!!! Le ménage a consommé 63 miche de Moyen de Pain moderne  ce qui semble incoherent pour une consommation aucours des 7 derniers jours, prière de verifier et corriger.</w:t>
+              <w:t>Le montant de la dernière facture d'eau est de 0 FCFA  qui semble incohérent, Prière de vérifier les questions 11.23a et 11.23b auprès du ménage ou confirmer.</w:t>
             </w:r>
           </w:p>
         </w:tc>
@@ -1894,7 +1894,7 @@
                 <w:color w:val="16A34A"/>
                 <w:sz w:val="16"/>
               </w:rPr>
-              <w:t>s01q10, s02q30, s02q34, s03q50, s04q23, s04q24, s04q37, s04q44</w:t>
+              <w:t>s01q47__1, s01q47__2, s01q47__3, s01q47__4, s01q47__5, s01q47__6, s01q47__7, s02q15</w:t>
             </w:r>
           </w:p>
         </w:tc>
@@ -1925,7 +1925,7 @@
                 <w:i w:val="0"/>
                 <w:sz w:val="17"/>
               </w:rPr>
-              <w:t>Le montant de la dernière facture d'eau est de 0 FCFA  qui semble incohérent, Prière de vérifier les questions 11.23a et 11.23b auprès du ménage ou confirmer.</w:t>
+              <w:t>Le montant de l'eau acheté auprès des vendeurs ou auprès d'un autre ménage au cours de 30 derniers jours est de 10000 FCFA qui semble incoherent, prière de vérifier la question 11.25 auprès du ménage ou confirmer.</w:t>
             </w:r>
           </w:p>
         </w:tc>
@@ -1940,10 +1940,10 @@
               <w:rPr>
                 <w:b/>
                 <w:i w:val="0"/>
-                <w:color w:val="DC2626"/>
+                <w:color w:val="EA580C"/>
                 <w:sz w:val="16"/>
               </w:rPr>
-              <w:t>Haute</w:t>
+              <w:t>Moyenne</w:t>
             </w:r>
           </w:p>
         </w:tc>
@@ -1958,7 +1958,7 @@
                 <w:i w:val="0"/>
                 <w:sz w:val="16"/>
               </w:rPr>
-              <w:t>S11</w:t>
+              <w:t>S00</w:t>
               <w:br/>
             </w:r>
             <w:r>
@@ -1968,7 +1968,7 @@
                 <w:color w:val="64748B"/>
                 <w:sz w:val="14"/>
               </w:rPr>
-              <w:t>Logement / cadre de vie</w:t>
+              <w:t>Identification</w:t>
             </w:r>
           </w:p>
         </w:tc>
@@ -1984,7 +1984,7 @@
                 <w:color w:val="16A34A"/>
                 <w:sz w:val="16"/>
               </w:rPr>
-              <w:t>s01q47__1, s01q47__2, s01q47__3, s01q47__4, s01q47__5, s01q47__6, s01q47__7, s02q15</w:t>
+              <w:t>s00q27</w:t>
             </w:r>
           </w:p>
         </w:tc>
@@ -2015,7 +2015,7 @@
                 <w:i w:val="0"/>
                 <w:sz w:val="17"/>
               </w:rPr>
-              <w:t>Le montant de l'eau acheté auprès des vendeurs ou auprès d'un autre ménage au cours de 30 derniers jours est de 10000 FCFA qui semble incoherent, prière de vérifier la question 11.25 auprès du ménage ou confirmer.</w:t>
+              <w:t>Le questionnaire semble ne pas être complètement fini mais le questionnaire est en statut complet, prière de compléter le questionnaire.</w:t>
             </w:r>
           </w:p>
         </w:tc>
@@ -2074,7 +2074,7 @@
                 <w:color w:val="16A34A"/>
                 <w:sz w:val="16"/>
               </w:rPr>
-              <w:t>s00q27</w:t>
+              <w:t>—</w:t>
             </w:r>
           </w:p>
         </w:tc>
@@ -2105,7 +2105,7 @@
                 <w:i w:val="0"/>
                 <w:sz w:val="17"/>
               </w:rPr>
-              <w:t>Le questionnaire semble ne pas être complètement fini mais le questionnaire est en statut complet, prière de compléter le questionnaire.</w:t>
+              <w:t>Les coordonnées GPS ménage prises lors de l'enquête principale diffèrent de celles du dénombrement, êtes vous sûr d'avoir enquêté le bon ménage si non chercher le bon ménage.</w:t>
             </w:r>
           </w:p>
         </w:tc>
@@ -2138,7 +2138,7 @@
                 <w:i w:val="0"/>
                 <w:sz w:val="16"/>
               </w:rPr>
-              <w:t>S00</w:t>
+              <w:t>S01</w:t>
               <w:br/>
             </w:r>
             <w:r>
@@ -2148,7 +2148,7 @@
                 <w:color w:val="64748B"/>
                 <w:sz w:val="14"/>
               </w:rPr>
-              <w:t>Identification</w:t>
+              <w:t>Démographie</w:t>
             </w:r>
           </w:p>
         </w:tc>
@@ -2195,7 +2195,7 @@
                 <w:i w:val="0"/>
                 <w:sz w:val="17"/>
               </w:rPr>
-              <w:t>Les coordonnées GPS ménage prises lors de l'enquête principale diffèrent de celles du dénombrement, êtes vous sûr d'avoir enquêté le bon ménage si non chercher le bon ménage.</w:t>
+              <w:t>Prière de verifier l'information donnée par BAYE ZALE KA ou corriger au niveau de la section 1.</w:t>
             </w:r>
           </w:p>
         </w:tc>
@@ -2285,7 +2285,7 @@
                 <w:i w:val="0"/>
                 <w:sz w:val="17"/>
               </w:rPr>
-              <w:t>Prière de verifier l'information donnée par BAYE ZALE KA ou corriger au niveau de la section 1.</w:t>
+              <w:t>Prière de verifier l'information donnée par CHEIKH KA ou corriger au niveau de la section 1.</w:t>
             </w:r>
           </w:p>
         </w:tc>
@@ -2375,7 +2375,7 @@
                 <w:i w:val="0"/>
                 <w:sz w:val="17"/>
               </w:rPr>
-              <w:t>Prière de verifier l'information donnée par CHEIKH KA ou corriger au niveau de la section 1.</w:t>
+              <w:t>Prière de verifier l'information donnée par DEMBA KA ou corriger au niveau de la section 1.</w:t>
             </w:r>
           </w:p>
         </w:tc>
@@ -2465,727 +2465,7 @@
                 <w:i w:val="0"/>
                 <w:sz w:val="17"/>
               </w:rPr>
-              <w:t>Prière de verifier l'information donnée par DEMBA KA ou corriger au niveau de la section 1.</w:t>
-            </w:r>
-          </w:p>
-        </w:tc>
-      </w:tr>
-      <w:tr>
-        <w:tc>
-          <w:tcPr>
-            <w:tcW w:type="dxa" w:w="964"/>
-          </w:tcPr>
-          <w:p>
-            <w:r>
-              <w:rPr>
-                <w:b/>
-                <w:i w:val="0"/>
-                <w:color w:val="EA580C"/>
-                <w:sz w:val="16"/>
-              </w:rPr>
-              <w:t>Moyenne</w:t>
-            </w:r>
-          </w:p>
-        </w:tc>
-        <w:tc>
-          <w:tcPr>
-            <w:tcW w:type="dxa" w:w="1247"/>
-          </w:tcPr>
-          <w:p>
-            <w:r>
-              <w:rPr>
-                <w:b/>
-                <w:i w:val="0"/>
-                <w:sz w:val="16"/>
-              </w:rPr>
-              <w:t>S01</w:t>
-              <w:br/>
-            </w:r>
-            <w:r>
-              <w:rPr>
-                <w:b w:val="0"/>
-                <w:i w:val="0"/>
-                <w:color w:val="64748B"/>
-                <w:sz w:val="14"/>
-              </w:rPr>
-              <w:t>Démographie</w:t>
-            </w:r>
-          </w:p>
-        </w:tc>
-        <w:tc>
-          <w:tcPr>
-            <w:tcW w:type="dxa" w:w="1531"/>
-          </w:tcPr>
-          <w:p>
-            <w:r>
-              <w:rPr>
-                <w:b/>
-                <w:i w:val="0"/>
-                <w:color w:val="16A34A"/>
-                <w:sz w:val="16"/>
-              </w:rPr>
-              <w:t>—</w:t>
-            </w:r>
-          </w:p>
-        </w:tc>
-        <w:tc>
-          <w:tcPr>
-            <w:tcW w:type="dxa" w:w="1191"/>
-          </w:tcPr>
-          <w:p>
-            <w:r>
-              <w:rPr>
-                <w:b w:val="0"/>
-                <w:i w:val="0"/>
-                <w:color w:val="64748B"/>
-                <w:sz w:val="16"/>
-              </w:rPr>
-              <w:t>GT-CQ</w:t>
-            </w:r>
-          </w:p>
-        </w:tc>
-        <w:tc>
-          <w:tcPr>
-            <w:tcW w:type="dxa" w:w="4706"/>
-          </w:tcPr>
-          <w:p>
-            <w:r>
-              <w:rPr>
-                <w:b w:val="0"/>
-                <w:i w:val="0"/>
-                <w:sz w:val="17"/>
-              </w:rPr>
               <w:t>Prière de verifier l'information donnée par MARIAMA KA n2 ou corriger au niveau de la section 1.</w:t>
-            </w:r>
-          </w:p>
-        </w:tc>
-      </w:tr>
-      <w:tr>
-        <w:tc>
-          <w:tcPr>
-            <w:tcW w:type="dxa" w:w="964"/>
-          </w:tcPr>
-          <w:p>
-            <w:r>
-              <w:rPr>
-                <w:b/>
-                <w:i w:val="0"/>
-                <w:color w:val="EA580C"/>
-                <w:sz w:val="16"/>
-              </w:rPr>
-              <w:t>Moyenne</w:t>
-            </w:r>
-          </w:p>
-        </w:tc>
-        <w:tc>
-          <w:tcPr>
-            <w:tcW w:type="dxa" w:w="1247"/>
-          </w:tcPr>
-          <w:p>
-            <w:r>
-              <w:rPr>
-                <w:b/>
-                <w:i w:val="0"/>
-                <w:sz w:val="16"/>
-              </w:rPr>
-              <w:t>S01</w:t>
-              <w:br/>
-            </w:r>
-            <w:r>
-              <w:rPr>
-                <w:b w:val="0"/>
-                <w:i w:val="0"/>
-                <w:color w:val="64748B"/>
-                <w:sz w:val="14"/>
-              </w:rPr>
-              <w:t>Démographie</w:t>
-            </w:r>
-          </w:p>
-        </w:tc>
-        <w:tc>
-          <w:tcPr>
-            <w:tcW w:type="dxa" w:w="1531"/>
-          </w:tcPr>
-          <w:p>
-            <w:r>
-              <w:rPr>
-                <w:b/>
-                <w:i w:val="0"/>
-                <w:color w:val="16A34A"/>
-                <w:sz w:val="16"/>
-              </w:rPr>
-              <w:t>s00q27, s01q03a, s01q03b, s01q03c, s01q00b</w:t>
-            </w:r>
-          </w:p>
-        </w:tc>
-        <w:tc>
-          <w:tcPr>
-            <w:tcW w:type="dxa" w:w="1191"/>
-          </w:tcPr>
-          <w:p>
-            <w:r>
-              <w:rPr>
-                <w:b w:val="0"/>
-                <w:i w:val="0"/>
-                <w:color w:val="64748B"/>
-                <w:sz w:val="16"/>
-              </w:rPr>
-              <w:t>GT-CQ</w:t>
-            </w:r>
-          </w:p>
-        </w:tc>
-        <w:tc>
-          <w:tcPr>
-            <w:tcW w:type="dxa" w:w="4706"/>
-          </w:tcPr>
-          <w:p>
-            <w:r>
-              <w:rPr>
-                <w:b w:val="0"/>
-                <w:i w:val="0"/>
-                <w:sz w:val="17"/>
-              </w:rPr>
-              <w:t>Les informations sur l'acte de naissance (ni Jours, ni mois et ni années) de  YACINE KA  manquent, s'il vous plait pouvez-vous fournir d'effort pour avoir ces informations.</w:t>
-            </w:r>
-          </w:p>
-        </w:tc>
-      </w:tr>
-      <w:tr>
-        <w:tc>
-          <w:tcPr>
-            <w:tcW w:type="dxa" w:w="964"/>
-          </w:tcPr>
-          <w:p>
-            <w:r>
-              <w:rPr>
-                <w:b/>
-                <w:i w:val="0"/>
-                <w:color w:val="EA580C"/>
-                <w:sz w:val="16"/>
-              </w:rPr>
-              <w:t>Moyenne</w:t>
-            </w:r>
-          </w:p>
-        </w:tc>
-        <w:tc>
-          <w:tcPr>
-            <w:tcW w:type="dxa" w:w="1247"/>
-          </w:tcPr>
-          <w:p>
-            <w:r>
-              <w:rPr>
-                <w:b/>
-                <w:i w:val="0"/>
-                <w:sz w:val="16"/>
-              </w:rPr>
-              <w:t>S01</w:t>
-              <w:br/>
-            </w:r>
-            <w:r>
-              <w:rPr>
-                <w:b w:val="0"/>
-                <w:i w:val="0"/>
-                <w:color w:val="64748B"/>
-                <w:sz w:val="14"/>
-              </w:rPr>
-              <w:t>Démographie</w:t>
-            </w:r>
-          </w:p>
-        </w:tc>
-        <w:tc>
-          <w:tcPr>
-            <w:tcW w:type="dxa" w:w="1531"/>
-          </w:tcPr>
-          <w:p>
-            <w:r>
-              <w:rPr>
-                <w:b/>
-                <w:i w:val="0"/>
-                <w:color w:val="16A34A"/>
-                <w:sz w:val="16"/>
-              </w:rPr>
-              <w:t>s01q04a, s01q03b</w:t>
-            </w:r>
-          </w:p>
-        </w:tc>
-        <w:tc>
-          <w:tcPr>
-            <w:tcW w:type="dxa" w:w="1191"/>
-          </w:tcPr>
-          <w:p>
-            <w:r>
-              <w:rPr>
-                <w:b w:val="0"/>
-                <w:i w:val="0"/>
-                <w:color w:val="64748B"/>
-                <w:sz w:val="16"/>
-              </w:rPr>
-              <w:t>GT-CQ</w:t>
-            </w:r>
-          </w:p>
-        </w:tc>
-        <w:tc>
-          <w:tcPr>
-            <w:tcW w:type="dxa" w:w="4706"/>
-          </w:tcPr>
-          <w:p>
-            <w:r>
-              <w:rPr>
-                <w:b w:val="0"/>
-                <w:i w:val="0"/>
-                <w:sz w:val="17"/>
-              </w:rPr>
-              <w:t>Le mois de l'enfant ( YACINE KA ) n'est pas connu mais vous avez declaré en s01q04a le nombre de mois, prière de changer NSP au niveau de s01q03b.</w:t>
-            </w:r>
-          </w:p>
-        </w:tc>
-      </w:tr>
-      <w:tr>
-        <w:tc>
-          <w:tcPr>
-            <w:tcW w:type="dxa" w:w="964"/>
-          </w:tcPr>
-          <w:p>
-            <w:r>
-              <w:rPr>
-                <w:b/>
-                <w:i w:val="0"/>
-                <w:color w:val="EA580C"/>
-                <w:sz w:val="16"/>
-              </w:rPr>
-              <w:t>Moyenne</w:t>
-            </w:r>
-          </w:p>
-        </w:tc>
-        <w:tc>
-          <w:tcPr>
-            <w:tcW w:type="dxa" w:w="1247"/>
-          </w:tcPr>
-          <w:p>
-            <w:r>
-              <w:rPr>
-                <w:b/>
-                <w:i w:val="0"/>
-                <w:sz w:val="16"/>
-              </w:rPr>
-              <w:t>S02</w:t>
-              <w:br/>
-            </w:r>
-            <w:r>
-              <w:rPr>
-                <w:b w:val="0"/>
-                <w:i w:val="0"/>
-                <w:color w:val="64748B"/>
-                <w:sz w:val="14"/>
-              </w:rPr>
-              <w:t>Éducation</w:t>
-            </w:r>
-          </w:p>
-        </w:tc>
-        <w:tc>
-          <w:tcPr>
-            <w:tcW w:type="dxa" w:w="1531"/>
-          </w:tcPr>
-          <w:p>
-            <w:r>
-              <w:rPr>
-                <w:b/>
-                <w:i w:val="0"/>
-                <w:color w:val="16A34A"/>
-                <w:sz w:val="16"/>
-              </w:rPr>
-              <w:t>—</w:t>
-            </w:r>
-          </w:p>
-        </w:tc>
-        <w:tc>
-          <w:tcPr>
-            <w:tcW w:type="dxa" w:w="1191"/>
-          </w:tcPr>
-          <w:p>
-            <w:r>
-              <w:rPr>
-                <w:b w:val="0"/>
-                <w:i w:val="0"/>
-                <w:color w:val="64748B"/>
-                <w:sz w:val="16"/>
-              </w:rPr>
-              <w:t>GT-CQ</w:t>
-            </w:r>
-          </w:p>
-        </w:tc>
-        <w:tc>
-          <w:tcPr>
-            <w:tcW w:type="dxa" w:w="4706"/>
-          </w:tcPr>
-          <w:p>
-            <w:r>
-              <w:rPr>
-                <w:b w:val="0"/>
-                <w:i w:val="0"/>
-                <w:sz w:val="17"/>
-              </w:rPr>
-              <w:t>veuillez, s'il vous plait, confirmer la cotisation ( 4000 FCFA) payée de ABLAYE KA avec le QG ou apporter les corrections nécessaires.</w:t>
-            </w:r>
-          </w:p>
-        </w:tc>
-      </w:tr>
-      <w:tr>
-        <w:tc>
-          <w:tcPr>
-            <w:tcW w:type="dxa" w:w="964"/>
-          </w:tcPr>
-          <w:p>
-            <w:r>
-              <w:rPr>
-                <w:b/>
-                <w:i w:val="0"/>
-                <w:color w:val="EA580C"/>
-                <w:sz w:val="16"/>
-              </w:rPr>
-              <w:t>Moyenne</w:t>
-            </w:r>
-          </w:p>
-        </w:tc>
-        <w:tc>
-          <w:tcPr>
-            <w:tcW w:type="dxa" w:w="1247"/>
-          </w:tcPr>
-          <w:p>
-            <w:r>
-              <w:rPr>
-                <w:b/>
-                <w:i w:val="0"/>
-                <w:sz w:val="16"/>
-              </w:rPr>
-              <w:t>S02</w:t>
-              <w:br/>
-            </w:r>
-            <w:r>
-              <w:rPr>
-                <w:b w:val="0"/>
-                <w:i w:val="0"/>
-                <w:color w:val="64748B"/>
-                <w:sz w:val="14"/>
-              </w:rPr>
-              <w:t>Éducation</w:t>
-            </w:r>
-          </w:p>
-        </w:tc>
-        <w:tc>
-          <w:tcPr>
-            <w:tcW w:type="dxa" w:w="1531"/>
-          </w:tcPr>
-          <w:p>
-            <w:r>
-              <w:rPr>
-                <w:b/>
-                <w:i w:val="0"/>
-                <w:color w:val="16A34A"/>
-                <w:sz w:val="16"/>
-              </w:rPr>
-              <w:t>—</w:t>
-            </w:r>
-          </w:p>
-        </w:tc>
-        <w:tc>
-          <w:tcPr>
-            <w:tcW w:type="dxa" w:w="1191"/>
-          </w:tcPr>
-          <w:p>
-            <w:r>
-              <w:rPr>
-                <w:b w:val="0"/>
-                <w:i w:val="0"/>
-                <w:color w:val="64748B"/>
-                <w:sz w:val="16"/>
-              </w:rPr>
-              <w:t>GT-CQ</w:t>
-            </w:r>
-          </w:p>
-        </w:tc>
-        <w:tc>
-          <w:tcPr>
-            <w:tcW w:type="dxa" w:w="4706"/>
-          </w:tcPr>
-          <w:p>
-            <w:r>
-              <w:rPr>
-                <w:b w:val="0"/>
-                <w:i w:val="0"/>
-                <w:sz w:val="17"/>
-              </w:rPr>
-              <w:t>veuillez, s'il vous plait, confirmer la cotisation ( 4000 FCFA) payée de TALLA KA avec le QG ou apporter les corrections nécessaires.</w:t>
-            </w:r>
-          </w:p>
-        </w:tc>
-      </w:tr>
-      <w:tr>
-        <w:tc>
-          <w:tcPr>
-            <w:tcW w:type="dxa" w:w="964"/>
-          </w:tcPr>
-          <w:p>
-            <w:r>
-              <w:rPr>
-                <w:b/>
-                <w:i w:val="0"/>
-                <w:color w:val="EA580C"/>
-                <w:sz w:val="16"/>
-              </w:rPr>
-              <w:t>Moyenne</w:t>
-            </w:r>
-          </w:p>
-        </w:tc>
-        <w:tc>
-          <w:tcPr>
-            <w:tcW w:type="dxa" w:w="1247"/>
-          </w:tcPr>
-          <w:p>
-            <w:r>
-              <w:rPr>
-                <w:b/>
-                <w:i w:val="0"/>
-                <w:sz w:val="16"/>
-              </w:rPr>
-              <w:t>S02</w:t>
-              <w:br/>
-            </w:r>
-            <w:r>
-              <w:rPr>
-                <w:b w:val="0"/>
-                <w:i w:val="0"/>
-                <w:color w:val="64748B"/>
-                <w:sz w:val="14"/>
-              </w:rPr>
-              <w:t>Éducation</w:t>
-            </w:r>
-          </w:p>
-        </w:tc>
-        <w:tc>
-          <w:tcPr>
-            <w:tcW w:type="dxa" w:w="1531"/>
-          </w:tcPr>
-          <w:p>
-            <w:r>
-              <w:rPr>
-                <w:b/>
-                <w:i w:val="0"/>
-                <w:color w:val="16A34A"/>
-                <w:sz w:val="16"/>
-              </w:rPr>
-              <w:t>—</w:t>
-            </w:r>
-          </w:p>
-        </w:tc>
-        <w:tc>
-          <w:tcPr>
-            <w:tcW w:type="dxa" w:w="1191"/>
-          </w:tcPr>
-          <w:p>
-            <w:r>
-              <w:rPr>
-                <w:b w:val="0"/>
-                <w:i w:val="0"/>
-                <w:color w:val="64748B"/>
-                <w:sz w:val="16"/>
-              </w:rPr>
-              <w:t>GT-CQ</w:t>
-            </w:r>
-          </w:p>
-        </w:tc>
-        <w:tc>
-          <w:tcPr>
-            <w:tcW w:type="dxa" w:w="4706"/>
-          </w:tcPr>
-          <w:p>
-            <w:r>
-              <w:rPr>
-                <w:b w:val="0"/>
-                <w:i w:val="0"/>
-                <w:sz w:val="17"/>
-              </w:rPr>
-              <w:t>veuillez, s'il vous plait, confirmer la cotisation ( 5000 FCFA) payée de AMY KA avec le QG ou apporter les corrections nécessaires.</w:t>
-            </w:r>
-          </w:p>
-        </w:tc>
-      </w:tr>
-      <w:tr>
-        <w:tc>
-          <w:tcPr>
-            <w:tcW w:type="dxa" w:w="964"/>
-          </w:tcPr>
-          <w:p>
-            <w:r>
-              <w:rPr>
-                <w:b/>
-                <w:i w:val="0"/>
-                <w:color w:val="EA580C"/>
-                <w:sz w:val="16"/>
-              </w:rPr>
-              <w:t>Moyenne</w:t>
-            </w:r>
-          </w:p>
-        </w:tc>
-        <w:tc>
-          <w:tcPr>
-            <w:tcW w:type="dxa" w:w="1247"/>
-          </w:tcPr>
-          <w:p>
-            <w:r>
-              <w:rPr>
-                <w:b/>
-                <w:i w:val="0"/>
-                <w:sz w:val="16"/>
-              </w:rPr>
-              <w:t>S02</w:t>
-              <w:br/>
-            </w:r>
-            <w:r>
-              <w:rPr>
-                <w:b w:val="0"/>
-                <w:i w:val="0"/>
-                <w:color w:val="64748B"/>
-                <w:sz w:val="14"/>
-              </w:rPr>
-              <w:t>Éducation</w:t>
-            </w:r>
-          </w:p>
-        </w:tc>
-        <w:tc>
-          <w:tcPr>
-            <w:tcW w:type="dxa" w:w="1531"/>
-          </w:tcPr>
-          <w:p>
-            <w:r>
-              <w:rPr>
-                <w:b/>
-                <w:i w:val="0"/>
-                <w:color w:val="16A34A"/>
-                <w:sz w:val="16"/>
-              </w:rPr>
-              <w:t>—</w:t>
-            </w:r>
-          </w:p>
-        </w:tc>
-        <w:tc>
-          <w:tcPr>
-            <w:tcW w:type="dxa" w:w="1191"/>
-          </w:tcPr>
-          <w:p>
-            <w:r>
-              <w:rPr>
-                <w:b w:val="0"/>
-                <w:i w:val="0"/>
-                <w:color w:val="64748B"/>
-                <w:sz w:val="16"/>
-              </w:rPr>
-              <w:t>GT-CQ</w:t>
-            </w:r>
-          </w:p>
-        </w:tc>
-        <w:tc>
-          <w:tcPr>
-            <w:tcW w:type="dxa" w:w="4706"/>
-          </w:tcPr>
-          <w:p>
-            <w:r>
-              <w:rPr>
-                <w:b w:val="0"/>
-                <w:i w:val="0"/>
-                <w:sz w:val="17"/>
-              </w:rPr>
-              <w:t>veuillez, s'il vous plait, confirmer la cotisation ( 5000 FCFA) payée de KHADIM KA avec le QG ou apporter les corrections nécessaires.</w:t>
-            </w:r>
-          </w:p>
-        </w:tc>
-      </w:tr>
-      <w:tr>
-        <w:tc>
-          <w:tcPr>
-            <w:tcW w:type="dxa" w:w="964"/>
-          </w:tcPr>
-          <w:p>
-            <w:r>
-              <w:rPr>
-                <w:b/>
-                <w:i w:val="0"/>
-                <w:color w:val="EA580C"/>
-                <w:sz w:val="16"/>
-              </w:rPr>
-              <w:t>Moyenne</w:t>
-            </w:r>
-          </w:p>
-        </w:tc>
-        <w:tc>
-          <w:tcPr>
-            <w:tcW w:type="dxa" w:w="1247"/>
-          </w:tcPr>
-          <w:p>
-            <w:r>
-              <w:rPr>
-                <w:b/>
-                <w:i w:val="0"/>
-                <w:sz w:val="16"/>
-              </w:rPr>
-              <w:t>S02</w:t>
-              <w:br/>
-            </w:r>
-            <w:r>
-              <w:rPr>
-                <w:b w:val="0"/>
-                <w:i w:val="0"/>
-                <w:color w:val="64748B"/>
-                <w:sz w:val="14"/>
-              </w:rPr>
-              <w:t>Éducation</w:t>
-            </w:r>
-          </w:p>
-        </w:tc>
-        <w:tc>
-          <w:tcPr>
-            <w:tcW w:type="dxa" w:w="1531"/>
-          </w:tcPr>
-          <w:p>
-            <w:r>
-              <w:rPr>
-                <w:b/>
-                <w:i w:val="0"/>
-                <w:color w:val="16A34A"/>
-                <w:sz w:val="16"/>
-              </w:rPr>
-              <w:t>—</w:t>
-            </w:r>
-          </w:p>
-        </w:tc>
-        <w:tc>
-          <w:tcPr>
-            <w:tcW w:type="dxa" w:w="1191"/>
-          </w:tcPr>
-          <w:p>
-            <w:r>
-              <w:rPr>
-                <w:b w:val="0"/>
-                <w:i w:val="0"/>
-                <w:color w:val="64748B"/>
-                <w:sz w:val="16"/>
-              </w:rPr>
-              <w:t>GT-CQ</w:t>
-            </w:r>
-          </w:p>
-        </w:tc>
-        <w:tc>
-          <w:tcPr>
-            <w:tcW w:type="dxa" w:w="4706"/>
-          </w:tcPr>
-          <w:p>
-            <w:r>
-              <w:rPr>
-                <w:b w:val="0"/>
-                <w:i w:val="0"/>
-                <w:sz w:val="17"/>
-              </w:rPr>
-              <w:t>veuillez, s'il vous plait, confirmer la cotisation ( 3000 FCFA) payée de LAMINE KA avec le QG ou apporter les corrections nécessaires.</w:t>
             </w:r>
           </w:p>
         </w:tc>
